--- a/backend/app/templates/documents/annex_party_data_pl.docx
+++ b/backend/app/templates/documents/annex_party_data_pl.docx
@@ -4,879 +4,551 @@
   <w:body>
     <w:p>
       <w:pPr>
-        <w:spacing w:after="0" w:line="360" w:lineRule="auto"/>
-        <w:rPr>
-          <w:rFonts w:ascii="Aptos" w:hAnsi="Aptos" w:cs="Arial"/>
-          <w:sz w:val="18"/>
-          <w:szCs w:val="18"/>
-        </w:rPr>
-      </w:pPr>
-    </w:p>
-    <w:p>
-      <w:pPr>
-        <w:spacing w:after="0" w:line="360" w:lineRule="auto"/>
+        <w:pStyle w:val="Normalny1"/>
+        <w:spacing w:line="360" w:lineRule="auto" w:after="0" w:before="0"/>
         <w:jc w:val="right"/>
-        <w:rPr>
-          <w:rFonts w:ascii="Aptos" w:hAnsi="Aptos" w:cs="Arial"/>
-          <w:sz w:val="18"/>
-          <w:szCs w:val="18"/>
-        </w:rPr>
-      </w:pPr>
-      <w:r>
-        <w:rPr>
-          <w:rFonts w:ascii="Aptos" w:hAnsi="Aptos" w:cs="Arial"/>
-          <w:sz w:val="18"/>
-          <w:szCs w:val="18"/>
+      </w:pPr>
+      <w:r>
+        <w:rPr>
+          <w:rFonts w:ascii="Aptos" w:hAnsi="Aptos" w:cs="Arial"/>
+          <w:b w:val="0"/>
+          <w:sz w:val="18"/>
         </w:rPr>
         <w:t>{{ document_place }}, {{ document_date }} r.</w:t>
       </w:r>
-      <w:r>
-        <w:rPr>
-          <w:rFonts w:ascii="Aptos" w:hAnsi="Aptos" w:cs="Arial"/>
-          <w:sz w:val="18"/>
-          <w:szCs w:val="18"/>
-        </w:rPr>
-      </w:r>
-    </w:p>
-    <w:p>
-      <w:pPr>
-        <w:spacing w:after="0" w:line="360" w:lineRule="auto"/>
-        <w:jc w:val="right"/>
-        <w:rPr>
-          <w:rFonts w:ascii="Aptos" w:hAnsi="Aptos" w:cs="Arial"/>
-          <w:b/>
-          <w:sz w:val="18"/>
-          <w:szCs w:val="18"/>
-        </w:rPr>
-      </w:pPr>
-    </w:p>
-    <w:p>
-      <w:pPr>
-        <w:spacing w:after="0" w:line="360" w:lineRule="auto"/>
+    </w:p>
+    <w:p>
+      <w:pPr>
+        <w:pStyle w:val="Normalny1"/>
+        <w:spacing w:line="360" w:lineRule="auto" w:after="0" w:before="240"/>
         <w:jc w:val="center"/>
+      </w:pPr>
+      <w:r>
         <w:rPr>
           <w:rFonts w:ascii="Aptos" w:hAnsi="Aptos" w:cs="Arial"/>
           <w:b/>
           <w:sz w:val="20"/>
-          <w:szCs w:val="20"/>
-        </w:rPr>
+        </w:rPr>
+        <w:t>ANEKS DO UMOWY O WSPÓŁPRACĘ B2B</w:t>
+      </w:r>
+    </w:p>
+    <w:p>
+      <w:pPr>
+        <w:pStyle w:val="Normalny1"/>
+        <w:spacing w:line="360" w:lineRule="auto" w:after="0" w:before="240"/>
+        <w:jc w:val="both"/>
+      </w:pPr>
+      <w:r>
+        <w:rPr>
+          <w:rFonts w:ascii="Aptos" w:hAnsi="Aptos" w:cs="Arial"/>
+          <w:b w:val="0"/>
+          <w:sz w:val="18"/>
+        </w:rPr>
+        <w:t>Strony zgodnie postanawiają dokonać uzupełnienia w treści umowy nr {{ base.contract_number }} zawartej dnia {{ base.signing_date }} roku w Warszawie pomiędzy:</w:t>
+      </w:r>
+    </w:p>
+    <w:p>
+      <w:pPr>
+        <w:pStyle w:val="Normalny1"/>
+        <w:spacing w:line="360" w:lineRule="auto" w:after="0" w:before="0"/>
+        <w:jc w:val="both"/>
       </w:pPr>
       <w:r>
         <w:rPr>
           <w:rFonts w:ascii="Aptos" w:hAnsi="Aptos" w:cs="Arial"/>
           <w:b/>
-          <w:sz w:val="20"/>
-          <w:szCs w:val="20"/>
-        </w:rPr>
-        <w:t>ANEKS DO UMOWY O WSPÓŁPRACĘ B2B</w:t>
-      </w:r>
-    </w:p>
-    <w:p>
-      <w:pPr>
-        <w:spacing w:after="0" w:line="360" w:lineRule="auto"/>
+          <w:sz w:val="18"/>
+        </w:rPr>
+        <w:t>{{ company.name }}</w:t>
+      </w:r>
+      <w:r>
+        <w:rPr>
+          <w:rFonts w:ascii="Aptos" w:hAnsi="Aptos" w:cs="Arial"/>
+          <w:b w:val="0"/>
+          <w:sz w:val="18"/>
+        </w:rPr>
+        <w:t xml:space="preserve"> z siedzibą w Warszawie, {{ company.address }}, numer NIP: {{ company.nip }}, reprezentowaną przez {{ company.representative }},</w:t>
+      </w:r>
+    </w:p>
+    <w:p>
+      <w:pPr>
+        <w:pStyle w:val="Normalny1"/>
+        <w:spacing w:line="360" w:lineRule="auto" w:after="0" w:before="0"/>
+        <w:jc w:val="both"/>
+      </w:pPr>
+      <w:r>
+        <w:rPr>
+          <w:rFonts w:ascii="Aptos" w:hAnsi="Aptos" w:cs="Arial"/>
+          <w:b w:val="0"/>
+          <w:sz w:val="18"/>
+        </w:rPr>
+        <w:t>zwaną dalej „Spółka” lub „</w:t>
+      </w:r>
+      <w:r>
+        <w:rPr>
+          <w:rFonts w:ascii="Aptos" w:hAnsi="Aptos" w:cs="Arial"/>
+          <w:b/>
+          <w:sz w:val="18"/>
+        </w:rPr>
+        <w:t>B2BNET</w:t>
+      </w:r>
+      <w:r>
+        <w:rPr>
+          <w:rFonts w:ascii="Aptos" w:hAnsi="Aptos" w:cs="Arial"/>
+          <w:b w:val="0"/>
+          <w:sz w:val="18"/>
+        </w:rPr>
+        <w:t>”</w:t>
+      </w:r>
+    </w:p>
+    <w:p>
+      <w:pPr>
+        <w:pStyle w:val="Normalny1"/>
+        <w:spacing w:line="360" w:lineRule="auto" w:after="0" w:before="0"/>
+        <w:jc w:val="both"/>
+      </w:pPr>
+      <w:r>
+        <w:rPr>
+          <w:rFonts w:ascii="Aptos" w:hAnsi="Aptos" w:cs="Arial"/>
+          <w:b w:val="0"/>
+          <w:sz w:val="18"/>
+        </w:rPr>
+        <w:t>a</w:t>
+      </w:r>
+    </w:p>
+    <w:p>
+      <w:pPr>
+        <w:pStyle w:val="Normalny1"/>
+        <w:spacing w:line="360" w:lineRule="auto" w:after="0" w:before="0"/>
+        <w:jc w:val="both"/>
+      </w:pPr>
+      <w:r>
+        <w:rPr>
+          <w:rFonts w:ascii="Aptos" w:hAnsi="Aptos" w:cs="Arial"/>
+          <w:b/>
+          <w:sz w:val="18"/>
+        </w:rPr>
+        <w:t>{{ g.g_pan }} {{ partner.name_instrumental or partner.name or '…' }}</w:t>
+      </w:r>
+      <w:r>
+        <w:rPr>
+          <w:rFonts w:ascii="Aptos" w:hAnsi="Aptos" w:cs="Arial"/>
+          <w:b w:val="0"/>
+          <w:sz w:val="18"/>
+        </w:rPr>
+        <w:t>, {{ g.g_zamieszkaly }} pod adresem: {{ partner.home_address or '…' }}, {{ g.g_legitymujacy }} dowodem osobistym o numerze: {{ partner.id_document or '…' }},</w:t>
+      </w:r>
+    </w:p>
+    <w:p>
+      <w:pPr>
+        <w:pStyle w:val="Normalny1"/>
+        <w:spacing w:line="360" w:lineRule="auto" w:after="0" w:before="0"/>
+        <w:jc w:val="both"/>
+      </w:pPr>
+      <w:r>
+        <w:rPr>
+          <w:rFonts w:ascii="Aptos" w:hAnsi="Aptos" w:cs="Arial"/>
+          <w:b w:val="0"/>
+          <w:sz w:val="18"/>
+        </w:rPr>
+        <w:t>{{ g.g_zwanym }} dalej „</w:t>
+      </w:r>
+      <w:r>
+        <w:rPr>
+          <w:rFonts w:ascii="Aptos" w:hAnsi="Aptos" w:cs="Arial"/>
+          <w:b/>
+          <w:sz w:val="18"/>
+        </w:rPr>
+        <w:t>Partnerem</w:t>
+      </w:r>
+      <w:r>
+        <w:rPr>
+          <w:rFonts w:ascii="Aptos" w:hAnsi="Aptos" w:cs="Arial"/>
+          <w:b w:val="0"/>
+          <w:sz w:val="18"/>
+        </w:rPr>
+        <w:t>”</w:t>
+      </w:r>
+    </w:p>
+    <w:p>
+      <w:pPr>
+        <w:pStyle w:val="Normalny1"/>
+        <w:spacing w:line="360" w:lineRule="auto" w:after="0" w:before="0"/>
+        <w:jc w:val="both"/>
+      </w:pPr>
+      <w:r>
+        <w:rPr>
+          <w:rFonts w:ascii="Aptos" w:hAnsi="Aptos" w:cs="Arial"/>
+          <w:b w:val="0"/>
+          <w:sz w:val="18"/>
+        </w:rPr>
+        <w:t>B2BNET i Partner łącznie są zwani „</w:t>
+      </w:r>
+      <w:r>
+        <w:rPr>
+          <w:rFonts w:ascii="Aptos" w:hAnsi="Aptos" w:cs="Arial"/>
+          <w:b/>
+          <w:sz w:val="18"/>
+        </w:rPr>
+        <w:t>Stronami</w:t>
+      </w:r>
+      <w:r>
+        <w:rPr>
+          <w:rFonts w:ascii="Aptos" w:hAnsi="Aptos" w:cs="Arial"/>
+          <w:b w:val="0"/>
+          <w:sz w:val="18"/>
+        </w:rPr>
+        <w:t>”</w:t>
+      </w:r>
+    </w:p>
+    <w:p>
+      <w:pPr>
+        <w:pStyle w:val="Normalny1"/>
+        <w:spacing w:line="360" w:lineRule="auto" w:after="0" w:before="240"/>
+        <w:jc w:val="both"/>
+      </w:pPr>
+      <w:r>
+        <w:rPr>
+          <w:rFonts w:ascii="Aptos" w:hAnsi="Aptos" w:cs="Arial"/>
+          <w:b w:val="0"/>
+          <w:sz w:val="18"/>
+        </w:rPr>
+        <w:t>Aneks, zgodnym postanowieniem Stron, wprowadza do umowy nr {{ base.contract_number }} zawartej dnia {{ base.signing_date }} następujące treści:</w:t>
+      </w:r>
+    </w:p>
+    <w:p>
+      <w:pPr>
+        <w:pStyle w:val="Normalny1"/>
+        <w:spacing w:line="360" w:lineRule="auto" w:after="0" w:before="120"/>
         <w:jc w:val="center"/>
+      </w:pPr>
+      <w:r>
         <w:rPr>
           <w:rFonts w:ascii="Aptos" w:hAnsi="Aptos" w:cs="Arial"/>
           <w:b/>
-        </w:rPr>
-      </w:pPr>
-    </w:p>
-    <w:p>
-      <w:pPr>
-        <w:pStyle w:val="Normalny1"/>
-        <w:spacing w:line="360" w:lineRule="auto"/>
+          <w:sz w:val="18"/>
+        </w:rPr>
+        <w:t>§1</w:t>
+      </w:r>
+    </w:p>
+    <w:p>
+      <w:pPr>
+        <w:pStyle w:val="Normalny1"/>
+      </w:pPr>
+      <w:r>
+        <w:t>{%p if doc.entity_type == 'company' %}</w:t>
+      </w:r>
+    </w:p>
+    <w:p>
+      <w:pPr>
+        <w:pStyle w:val="Normalny1"/>
+        <w:spacing w:line="360" w:lineRule="auto" w:after="0" w:before="0"/>
         <w:jc w:val="both"/>
-        <w:rPr>
-          <w:rFonts w:ascii="Aptos" w:hAnsi="Aptos"/>
-          <w:sz w:val="18"/>
-          <w:szCs w:val="18"/>
-        </w:rPr>
-      </w:pPr>
-      <w:r>
-        <w:rPr>
-          <w:rFonts w:ascii="Aptos" w:hAnsi="Aptos"/>
-          <w:sz w:val="18"/>
-          <w:szCs w:val="18"/>
-        </w:rPr>
-        <w:t xml:space="preserve">Strony zgodnie postanawiają dokonać </w:t>
-      </w:r>
-      <w:r>
-        <w:rPr>
-          <w:rFonts w:ascii="Aptos" w:hAnsi="Aptos"/>
-          <w:sz w:val="18"/>
-          <w:szCs w:val="18"/>
-        </w:rPr>
-        <w:t xml:space="preserve">uzupełnienia </w:t>
-      </w:r>
-      <w:r>
-        <w:rPr>
-          <w:rFonts w:ascii="Aptos" w:hAnsi="Aptos"/>
-          <w:sz w:val="18"/>
-          <w:szCs w:val="18"/>
-        </w:rPr>
-        <w:t xml:space="preserve">w treści </w:t>
-      </w:r>
-      <w:r>
-        <w:rPr>
-          <w:rFonts w:ascii="Aptos" w:hAnsi="Aptos"/>
-          <w:sz w:val="18"/>
-          <w:szCs w:val="18"/>
-        </w:rPr>
-        <w:t>umowy nr {{ base.contract_number }} zawartej dnia {{ base.signing_date }} roku</w:t>
-      </w:r>
-      <w:r>
-        <w:rPr>
-          <w:rFonts w:ascii="Aptos" w:hAnsi="Aptos"/>
-          <w:sz w:val="18"/>
-          <w:szCs w:val="18"/>
-        </w:rPr>
-        <w:t xml:space="preserve"> w Warszawie pomiędzy:</w:t>
-      </w:r>
-    </w:p>
-    <w:p>
-      <w:pPr>
-        <w:pStyle w:val="Normalny1"/>
-        <w:spacing w:line="360" w:lineRule="auto"/>
+      </w:pPr>
+      <w:r>
+        <w:rPr>
+          <w:rFonts w:ascii="Aptos" w:hAnsi="Aptos" w:cs="Arial"/>
+          <w:b/>
+          <w:sz w:val="18"/>
+        </w:rPr>
+        <w:t>„Partnerem” w rozumieniu zapisów umowy o współpracę B2B nr {{ base.contract_number }} z dnia {{ base.signing_date }} jest spółka {{ doc.new_legal_name or '…' }} z siedzibą pod adresem: {{ doc.new_business_address or '…' }}, wpisana do rejestru przedsiębiorców Krajowego Rejestru Sądowego pod numerem KRS: {{ doc.company_krs or '…' }}, NIP: {{ doc.new_nip or '…' }}, REGON: {{ doc.new_regon or '…' }}, reprezentowana przez: {{ doc.company_representative or '…' }}.</w:t>
+      </w:r>
+    </w:p>
+    <w:p>
+      <w:pPr>
+        <w:pStyle w:val="Normalny1"/>
+      </w:pPr>
+      <w:r>
+        <w:t>{%p else %}</w:t>
+      </w:r>
+    </w:p>
+    <w:p>
+      <w:pPr>
+        <w:pStyle w:val="Normalny1"/>
+        <w:spacing w:line="360" w:lineRule="auto" w:after="0" w:before="0"/>
         <w:jc w:val="both"/>
-        <w:rPr>
-          <w:rFonts w:ascii="Aptos" w:hAnsi="Aptos"/>
-          <w:sz w:val="18"/>
-          <w:szCs w:val="18"/>
-        </w:rPr>
-      </w:pPr>
-    </w:p>
-    <w:p>
-      <w:pPr>
-        <w:pStyle w:val="Normalny1"/>
-        <w:spacing w:line="360" w:lineRule="auto"/>
+      </w:pPr>
+      <w:r>
+        <w:rPr>
+          <w:rFonts w:ascii="Aptos" w:hAnsi="Aptos" w:cs="Arial"/>
+          <w:b w:val="0"/>
+          <w:sz w:val="18"/>
+        </w:rPr>
+        <w:t>„Partnerem” w rozumieniu zapisów umowy o współpracę B2B nr {{ base.contract_number }} z dnia {{ base.signing_date }} jest {{ g.g_pan_nom }} {{ partner.name or '…' }} {{ g.g_prowadzacy_nom }} działalność gospodarczą pod firmą: {{ doc.new_legal_name or '…' }}, zarejestrowaną w Centralnej Ewidencji i Informacji o Działalności Gospodarczej pod adresem: {{ doc.new_business_address or '…' }}, NIP: {{ doc.new_nip or '…' }}, REGON: {{ doc.new_regon or '…' }}.</w:t>
+      </w:r>
+    </w:p>
+    <w:p>
+      <w:pPr>
+        <w:pStyle w:val="Normalny1"/>
+      </w:pPr>
+      <w:r>
+        <w:t>{%p endif %}</w:t>
+      </w:r>
+    </w:p>
+    <w:p>
+      <w:pPr>
+        <w:pStyle w:val="Normalny1"/>
+        <w:spacing w:line="360" w:lineRule="auto" w:after="0" w:before="120"/>
+        <w:jc w:val="center"/>
+      </w:pPr>
+      <w:r>
+        <w:rPr>
+          <w:rFonts w:ascii="Aptos" w:hAnsi="Aptos" w:cs="Arial"/>
+          <w:b/>
+          <w:sz w:val="18"/>
+        </w:rPr>
+        <w:t>§ 2</w:t>
+      </w:r>
+    </w:p>
+    <w:p>
+      <w:pPr>
+        <w:pStyle w:val="Normalny1"/>
+        <w:tabs>
+          <w:tab w:pos="357" w:val="left"/>
+        </w:tabs>
+        <w:spacing w:line="360" w:lineRule="auto" w:after="0" w:before="0"/>
+        <w:ind w:left="357" w:hanging="357"/>
         <w:jc w:val="both"/>
-        <w:rPr>
-          <w:rFonts w:ascii="Aptos" w:hAnsi="Aptos"/>
-          <w:sz w:val="18"/>
-          <w:szCs w:val="18"/>
-        </w:rPr>
-      </w:pPr>
-      <w:r>
-        <w:rPr>
-          <w:rFonts w:ascii="Aptos" w:hAnsi="Aptos"/>
-          <w:b/>
-          <w:bCs/>
-          <w:sz w:val="18"/>
-          <w:szCs w:val="18"/>
-        </w:rPr>
-        <w:t>{{ company.name }}</w:t>
-      </w:r>
-      <w:r>
-        <w:rPr>
-          <w:rFonts w:ascii="Aptos" w:hAnsi="Aptos"/>
-          <w:b w:val="0"/>
-          <w:bCs/>
-          <w:sz w:val="18"/>
-          <w:szCs w:val="18"/>
-        </w:rPr>
-        <w:t xml:space="preserve"> z siedzibą w Warszawie, {{ company.address }}, numer NIP: {{ company.nip }}, reprezentowaną przez {{ company.representative }},</w:t>
-      </w:r>
-      <w:r>
-        <w:rPr>
-          <w:rFonts w:ascii="Aptos" w:hAnsi="Aptos"/>
-          <w:sz w:val="18"/>
-          <w:szCs w:val="18"/>
-        </w:rPr>
-      </w:r>
-    </w:p>
-    <w:p>
-      <w:pPr>
-        <w:pStyle w:val="Normalny1"/>
-        <w:spacing w:line="360" w:lineRule="auto"/>
-        <w:rPr>
-          <w:rFonts w:ascii="Aptos" w:hAnsi="Aptos"/>
-          <w:sz w:val="18"/>
-          <w:szCs w:val="18"/>
-        </w:rPr>
-      </w:pPr>
-      <w:r>
-        <w:rPr>
-          <w:rFonts w:ascii="Aptos" w:hAnsi="Aptos"/>
-          <w:sz w:val="18"/>
-          <w:szCs w:val="18"/>
-        </w:rPr>
-        <w:t>zwaną dalej jako „Spółka”</w:t>
-      </w:r>
-      <w:r>
-        <w:rPr>
-          <w:rFonts w:ascii="Aptos" w:hAnsi="Aptos"/>
-          <w:sz w:val="18"/>
-          <w:szCs w:val="18"/>
-        </w:rPr>
-        <w:t xml:space="preserve"> lub „</w:t>
-      </w:r>
-      <w:r>
-        <w:rPr>
-          <w:rFonts w:ascii="Aptos" w:hAnsi="Aptos"/>
-          <w:b/>
-          <w:bCs/>
-          <w:sz w:val="18"/>
-          <w:szCs w:val="18"/>
-        </w:rPr>
-        <w:t>B2BNET</w:t>
-      </w:r>
-      <w:r>
-        <w:rPr>
-          <w:rFonts w:ascii="Aptos" w:hAnsi="Aptos"/>
-          <w:sz w:val="18"/>
-          <w:szCs w:val="18"/>
-        </w:rPr>
-        <w:t>”</w:t>
-      </w:r>
-    </w:p>
-    <w:p>
-      <w:pPr>
-        <w:pStyle w:val="Normalny1"/>
-        <w:spacing w:line="360" w:lineRule="auto"/>
-        <w:rPr>
-          <w:rFonts w:ascii="Aptos" w:hAnsi="Aptos"/>
-          <w:sz w:val="18"/>
-          <w:szCs w:val="18"/>
-        </w:rPr>
-      </w:pPr>
-      <w:r>
-        <w:rPr>
-          <w:rFonts w:ascii="Aptos" w:hAnsi="Aptos"/>
-          <w:sz w:val="18"/>
-          <w:szCs w:val="18"/>
-        </w:rPr>
-        <w:t>a</w:t>
-      </w:r>
-    </w:p>
-    <w:p>
-      <w:pPr>
-        <w:pStyle w:val="Normalny1"/>
-        <w:spacing w:line="360" w:lineRule="auto"/>
-        <w:rPr>
-          <w:rFonts w:ascii="Aptos" w:hAnsi="Aptos"/>
-          <w:sz w:val="18"/>
-          <w:szCs w:val="18"/>
-        </w:rPr>
-      </w:pPr>
-    </w:p>
-    <w:p>
-      <w:pPr>
-        <w:pStyle w:val="Bezodstpw"/>
-        <w:spacing w:line="360" w:lineRule="auto"/>
-        <w:rPr>
-          <w:rFonts w:ascii="Aptos" w:hAnsi="Aptos" w:cs="Arial"/>
-          <w:sz w:val="18"/>
-          <w:szCs w:val="18"/>
-          <w:shd w:val="clear" w:color="auto" w:fill="FFFFFF"/>
-          <w:lang w:eastAsia="pl-PL"/>
-        </w:rPr>
-      </w:pPr>
-      <w:r>
-        <w:rPr>
-          <w:rFonts w:ascii="Aptos" w:hAnsi="Aptos" w:cs="Arial"/>
-          <w:b/>
-          <w:sz w:val="18"/>
-          <w:szCs w:val="18"/>
-          <w:shd w:val="clear" w:color="auto" w:fill="FFFFFF"/>
-          <w:lang w:eastAsia="pl-PL"/>
-        </w:rPr>
-        <w:t>{{ g.g_pan }} {{ partner.name_instrumental or partner.name or '…' }}</w:t>
-      </w:r>
-      <w:r>
-        <w:rPr>
-          <w:rFonts w:ascii="Aptos" w:hAnsi="Aptos" w:cs="Arial"/>
-          <w:b w:val="0"/>
-          <w:sz w:val="18"/>
-          <w:szCs w:val="18"/>
-          <w:shd w:val="clear" w:color="auto" w:fill="FFFFFF"/>
-          <w:lang w:eastAsia="pl-PL"/>
-        </w:rPr>
-        <w:t>, {{ g.g_zamieszkaly }} w {{ partner.home_address or '…' }}, {{ g.g_legitymujacy }} dowodem osobistym{% if partner.id_document %} nr {{ partner.id_document }}{% endif %},</w:t>
-      </w:r>
-      <w:r>
-        <w:rPr>
-          <w:rFonts w:ascii="Aptos" w:hAnsi="Aptos" w:cs="Arial"/>
-          <w:sz w:val="18"/>
-          <w:szCs w:val="18"/>
-          <w:shd w:val="clear" w:color="auto" w:fill="FFFFFF"/>
-          <w:lang w:eastAsia="pl-PL"/>
-        </w:rPr>
-      </w:r>
-    </w:p>
-    <w:p>
-      <w:pPr>
-        <w:pStyle w:val="Bezodstpw"/>
-        <w:spacing w:line="360" w:lineRule="auto"/>
-        <w:rPr>
-          <w:rFonts w:ascii="Aptos" w:hAnsi="Aptos" w:cs="Arial"/>
-          <w:b/>
-          <w:bCs/>
-          <w:sz w:val="18"/>
-          <w:szCs w:val="18"/>
-          <w:shd w:val="clear" w:color="auto" w:fill="FFFFFF"/>
-          <w:lang w:eastAsia="pl-PL"/>
-        </w:rPr>
-      </w:pPr>
-      <w:r>
-        <w:rPr>
-          <w:rFonts w:ascii="Aptos" w:hAnsi="Aptos" w:cs="Arial"/>
-          <w:sz w:val="18"/>
-          <w:szCs w:val="18"/>
-          <w:shd w:val="clear" w:color="auto" w:fill="FFFFFF"/>
-          <w:lang w:eastAsia="pl-PL"/>
-        </w:rPr>
-        <w:t>{{ g.g_zwanym }}</w:t>
-      </w:r>
-      <w:r>
-        <w:rPr>
-          <w:rFonts w:ascii="Aptos" w:hAnsi="Aptos" w:cs="Arial"/>
-          <w:sz w:val="18"/>
-          <w:szCs w:val="18"/>
-          <w:shd w:val="clear" w:color="auto" w:fill="FFFFFF"/>
-          <w:lang w:eastAsia="pl-PL"/>
-        </w:rPr>
-      </w:r>
-      <w:r>
-        <w:rPr>
-          <w:rFonts w:ascii="Aptos" w:hAnsi="Aptos" w:cs="Arial"/>
-          <w:sz w:val="18"/>
-          <w:szCs w:val="18"/>
-          <w:shd w:val="clear" w:color="auto" w:fill="FFFFFF"/>
-          <w:lang w:eastAsia="pl-PL"/>
-        </w:rPr>
-        <w:t xml:space="preserve"> </w:t>
-      </w:r>
-      <w:r>
-        <w:rPr>
-          <w:rFonts w:ascii="Aptos" w:hAnsi="Aptos" w:cs="Arial"/>
-          <w:sz w:val="18"/>
-          <w:szCs w:val="18"/>
-          <w:shd w:val="clear" w:color="auto" w:fill="FFFFFF"/>
-          <w:lang w:eastAsia="pl-PL"/>
-        </w:rPr>
-        <w:t xml:space="preserve">dalej </w:t>
-      </w:r>
-      <w:r>
-        <w:rPr>
-          <w:rFonts w:ascii="Aptos" w:hAnsi="Aptos" w:cs="Arial"/>
-          <w:b/>
-          <w:bCs/>
-          <w:sz w:val="18"/>
-          <w:szCs w:val="18"/>
-          <w:shd w:val="clear" w:color="auto" w:fill="FFFFFF"/>
-          <w:lang w:eastAsia="pl-PL"/>
-        </w:rPr>
-        <w:t>„Partnerem”</w:t>
-      </w:r>
-    </w:p>
-    <w:p>
-      <w:pPr>
-        <w:pStyle w:val="Bezodstpw"/>
-        <w:spacing w:line="360" w:lineRule="auto"/>
-        <w:rPr>
-          <w:rFonts w:ascii="Aptos" w:hAnsi="Aptos" w:cs="Arial"/>
-          <w:b/>
-          <w:sz w:val="18"/>
-          <w:szCs w:val="18"/>
-          <w:shd w:val="clear" w:color="auto" w:fill="FFFFFF"/>
-          <w:lang w:eastAsia="pl-PL"/>
-        </w:rPr>
-      </w:pPr>
-    </w:p>
-    <w:p>
-      <w:pPr>
-        <w:pStyle w:val="Bezodstpw"/>
-        <w:spacing w:line="360" w:lineRule="auto"/>
-        <w:rPr>
-          <w:rFonts w:ascii="Aptos" w:hAnsi="Aptos" w:cs="Arial"/>
-          <w:b/>
-          <w:sz w:val="18"/>
-          <w:szCs w:val="18"/>
-          <w:shd w:val="clear" w:color="auto" w:fill="FFFFFF"/>
-          <w:lang w:eastAsia="pl-PL"/>
-        </w:rPr>
-      </w:pPr>
-      <w:r>
-        <w:rPr>
-          <w:rFonts w:ascii="Aptos" w:hAnsi="Aptos" w:cs="Arial"/>
-          <w:bCs/>
-          <w:sz w:val="18"/>
-          <w:szCs w:val="18"/>
-          <w:shd w:val="clear" w:color="auto" w:fill="FFFFFF"/>
-          <w:lang w:eastAsia="pl-PL"/>
-        </w:rPr>
-        <w:t>B2BNET i Partner łącznie są zwani</w:t>
-      </w:r>
-      <w:r>
-        <w:rPr>
-          <w:rFonts w:ascii="Aptos" w:hAnsi="Aptos" w:cs="Arial"/>
-          <w:b/>
-          <w:sz w:val="18"/>
-          <w:szCs w:val="18"/>
-          <w:shd w:val="clear" w:color="auto" w:fill="FFFFFF"/>
-          <w:lang w:eastAsia="pl-PL"/>
-        </w:rPr>
-        <w:t xml:space="preserve"> „Stronami”</w:t>
-      </w:r>
-    </w:p>
-    <w:p>
-      <w:pPr>
-        <w:spacing w:after="0" w:line="360" w:lineRule="auto"/>
-        <w:rPr>
-          <w:rFonts w:ascii="Aptos" w:eastAsia="Times New Roman" w:hAnsi="Aptos" w:cs="Arial"/>
-          <w:bCs/>
-          <w:sz w:val="18"/>
-          <w:szCs w:val="18"/>
-          <w:shd w:val="clear" w:color="auto" w:fill="FFFFFF"/>
-          <w:lang w:eastAsia="pl-PL"/>
-        </w:rPr>
-      </w:pPr>
-    </w:p>
-    <w:p>
-      <w:pPr>
-        <w:pStyle w:val="Normalny1"/>
-        <w:spacing w:line="360" w:lineRule="auto"/>
+      </w:pPr>
+      <w:r>
+        <w:rPr>
+          <w:rFonts w:ascii="Aptos" w:hAnsi="Aptos" w:cs="Arial"/>
+          <w:b w:val="0"/>
+          <w:sz w:val="18"/>
+        </w:rPr>
+        <w:t>1.</w:t>
+      </w:r>
+      <w:r>
+        <w:rPr>
+          <w:rFonts w:ascii="Aptos" w:hAnsi="Aptos" w:cs="Arial"/>
+          <w:b w:val="0"/>
+          <w:sz w:val="18"/>
+        </w:rPr>
+        <w:tab/>
+      </w:r>
+      <w:r>
+        <w:rPr>
+          <w:rFonts w:ascii="Aptos" w:hAnsi="Aptos" w:cs="Arial"/>
+          <w:b w:val="0"/>
+          <w:sz w:val="18"/>
+        </w:rPr>
+        <w:t>{{ doc.effective_clause }}</w:t>
+      </w:r>
+    </w:p>
+    <w:p>
+      <w:pPr>
+        <w:pStyle w:val="Normalny1"/>
+        <w:tabs>
+          <w:tab w:pos="357" w:val="left"/>
+        </w:tabs>
+        <w:spacing w:line="360" w:lineRule="auto" w:after="0" w:before="0"/>
+        <w:ind w:left="357" w:hanging="357"/>
         <w:jc w:val="both"/>
-        <w:rPr>
-          <w:rFonts w:ascii="Aptos" w:hAnsi="Aptos"/>
-          <w:sz w:val="18"/>
-          <w:szCs w:val="18"/>
-        </w:rPr>
-      </w:pPr>
-      <w:r>
-        <w:rPr>
-          <w:rFonts w:ascii="Aptos" w:hAnsi="Aptos"/>
-          <w:sz w:val="18"/>
-          <w:szCs w:val="18"/>
-        </w:rPr>
-        <w:t>Aneks, zgodnym postanowieniem Stron, wprowadza do Umowy następujące postanowienia:</w:t>
-      </w:r>
-      <w:r>
-        <w:rPr>
-          <w:rFonts w:ascii="Aptos" w:hAnsi="Aptos"/>
-          <w:sz w:val="18"/>
-          <w:szCs w:val="18"/>
-        </w:rPr>
-      </w:r>
-    </w:p>
-    <w:p>
-      <w:pPr>
-        <w:pStyle w:val="Normalny1"/>
-        <w:spacing w:line="360" w:lineRule="auto"/>
-        <w:rPr>
-          <w:rFonts w:ascii="Aptos" w:hAnsi="Aptos"/>
-          <w:sz w:val="18"/>
-          <w:szCs w:val="18"/>
-        </w:rPr>
-      </w:pPr>
-    </w:p>
-    <w:p>
-      <w:pPr>
-        <w:pStyle w:val="Normalny1"/>
-        <w:spacing w:line="360" w:lineRule="auto"/>
+      </w:pPr>
+      <w:r>
+        <w:rPr>
+          <w:rFonts w:ascii="Aptos" w:hAnsi="Aptos" w:cs="Arial"/>
+          <w:b w:val="0"/>
+          <w:sz w:val="18"/>
+        </w:rPr>
+        <w:t>2.</w:t>
+      </w:r>
+      <w:r>
+        <w:rPr>
+          <w:rFonts w:ascii="Aptos" w:hAnsi="Aptos" w:cs="Arial"/>
+          <w:b w:val="0"/>
+          <w:sz w:val="18"/>
+        </w:rPr>
+        <w:tab/>
+      </w:r>
+      <w:r>
+        <w:rPr>
+          <w:rFonts w:ascii="Aptos" w:hAnsi="Aptos" w:cs="Arial"/>
+          <w:b w:val="0"/>
+          <w:sz w:val="18"/>
+        </w:rPr>
+        <w:t>Strony ustalają, że niniejszy aneks może być zawarty w formie pisemnej lub w formie elektronicznej z wykorzystaniem kwalifikowanego podpisu elektronicznego, zgodnie z art. 78¹ §1 Kodeksu cywilnego.</w:t>
+      </w:r>
+    </w:p>
+    <w:p>
+      <w:pPr>
+        <w:pStyle w:val="Normalny1"/>
+        <w:tabs>
+          <w:tab w:pos="357" w:val="left"/>
+        </w:tabs>
+        <w:spacing w:line="360" w:lineRule="auto" w:after="0" w:before="0"/>
+        <w:ind w:left="357" w:hanging="357"/>
+        <w:jc w:val="both"/>
+      </w:pPr>
+      <w:r>
+        <w:rPr>
+          <w:rFonts w:ascii="Aptos" w:hAnsi="Aptos" w:cs="Arial"/>
+          <w:b w:val="0"/>
+          <w:sz w:val="18"/>
+        </w:rPr>
+        <w:t>3.</w:t>
+      </w:r>
+      <w:r>
+        <w:rPr>
+          <w:rFonts w:ascii="Aptos" w:hAnsi="Aptos" w:cs="Arial"/>
+          <w:b w:val="0"/>
+          <w:sz w:val="18"/>
+        </w:rPr>
+        <w:tab/>
+      </w:r>
+      <w:r>
+        <w:rPr>
+          <w:rFonts w:ascii="Aptos" w:hAnsi="Aptos" w:cs="Arial"/>
+          <w:b w:val="0"/>
+          <w:sz w:val="18"/>
+        </w:rPr>
+        <w:t>Pozostałe postanowienia umowy nie ulegają zmianie.</w:t>
+      </w:r>
+    </w:p>
+    <w:p>
+      <w:pPr>
+        <w:pStyle w:val="Normalny1"/>
+        <w:tabs>
+          <w:tab w:pos="357" w:val="left"/>
+        </w:tabs>
+        <w:spacing w:line="360" w:lineRule="auto" w:after="0" w:before="0"/>
+        <w:ind w:left="357" w:hanging="357"/>
+        <w:jc w:val="both"/>
+      </w:pPr>
+      <w:r>
+        <w:rPr>
+          <w:rFonts w:ascii="Aptos" w:hAnsi="Aptos" w:cs="Arial"/>
+          <w:b w:val="0"/>
+          <w:sz w:val="18"/>
+        </w:rPr>
+        <w:t>4.</w:t>
+      </w:r>
+      <w:r>
+        <w:rPr>
+          <w:rFonts w:ascii="Aptos" w:hAnsi="Aptos" w:cs="Arial"/>
+          <w:b w:val="0"/>
+          <w:sz w:val="18"/>
+        </w:rPr>
+        <w:tab/>
+      </w:r>
+      <w:r>
+        <w:rPr>
+          <w:rFonts w:ascii="Aptos" w:hAnsi="Aptos" w:cs="Arial"/>
+          <w:b w:val="0"/>
+          <w:sz w:val="18"/>
+        </w:rPr>
+        <w:t>Aneks sporządzono w dwóch jednobrzmiących egzemplarzach po jednym dla każdej ze stron.</w:t>
+      </w:r>
+    </w:p>
+    <w:p>
+      <w:pPr>
+        <w:pStyle w:val="Normalny1"/>
+        <w:spacing w:line="360" w:lineRule="auto" w:after="0" w:before="0"/>
+        <w:jc w:val="both"/>
+      </w:pPr>
+    </w:p>
+    <w:p>
+      <w:pPr>
+        <w:pStyle w:val="Normalny1"/>
+        <w:spacing w:line="360" w:lineRule="auto" w:after="0" w:before="0"/>
+        <w:jc w:val="both"/>
+      </w:pPr>
+    </w:p>
+    <w:tbl>
+      <w:tblPr>
+        <w:tblW w:type="auto" w:w="0"/>
         <w:jc w:val="center"/>
-        <w:rPr>
-          <w:rFonts w:ascii="Aptos" w:hAnsi="Aptos"/>
-          <w:b/>
-          <w:sz w:val="18"/>
-          <w:szCs w:val="18"/>
-        </w:rPr>
-      </w:pPr>
-      <w:r>
-        <w:rPr>
-          <w:rFonts w:ascii="Aptos" w:hAnsi="Aptos"/>
-          <w:b/>
-          <w:sz w:val="18"/>
-          <w:szCs w:val="18"/>
-        </w:rPr>
-        <w:t>§1</w:t>
-      </w:r>
-    </w:p>
-    <w:p>
-      <w:pPr>
-        <w:pStyle w:val="Normalny1"/>
-        <w:spacing w:line="360" w:lineRule="auto"/>
-        <w:jc w:val="center"/>
-        <w:rPr>
-          <w:rFonts w:ascii="Aptos" w:hAnsi="Aptos"/>
-          <w:b/>
-          <w:sz w:val="18"/>
-          <w:szCs w:val="18"/>
-        </w:rPr>
-      </w:pPr>
-    </w:p>
-    <w:p>
-      <w:pPr>
-        <w:suppressAutoHyphens/>
-        <w:autoSpaceDE w:val="0"/>
-        <w:autoSpaceDN w:val="0"/>
-        <w:spacing w:after="0" w:line="360" w:lineRule="auto"/>
-        <w:jc w:val="both"/>
-        <w:rPr>
-          <w:rFonts w:ascii="Aptos" w:eastAsia="Arial" w:hAnsi="Aptos" w:cs="Arial"/>
-          <w:color w:val="000000"/>
-          <w:sz w:val="18"/>
-          <w:szCs w:val="18"/>
-          <w:lang w:eastAsia="pl-PL"/>
-        </w:rPr>
-      </w:pPr>
-      <w:r>
-        <w:rPr>
-          <w:rFonts w:ascii="Aptos" w:eastAsia="Arial" w:hAnsi="Aptos" w:cs="Arial"/>
-          <w:b/>
-          <w:bCs/>
-          <w:color w:val="000000" w:themeColor="text1"/>
-          <w:sz w:val="18"/>
-          <w:szCs w:val="18"/>
-          <w:lang w:eastAsia="pl-PL"/>
-        </w:rPr>
-        <w:t>„Partnerem” w rozumieniu zapisów umowy o współpracę B2B nr {{ base.contract_number }} z dnia {{ base.signing_date }} r. jest {% if doc.entity_type == 'company' %}spółka {{ doc.new_legal_name or '…' }} z siedzibą pod adresem: {{ doc.new_business_address or '…' }}, wpisana do rejestru przedsiębiorców Krajowego Rejestru Sądowego pod numerem KRS: {{ doc.company_krs or '…' }}, NIP: {{ doc.new_nip or '…' }}, REGON: {{ doc.new_regon or '…' }}, reprezentowana przez: {{ doc.company_representative or '…' }}.{% else %}{{ g.g_pan_nom }} {{ partner.name or '…' }} {{ g.g_prowadzacy_nom }} działalność gospodarczą pod firmą: {{ doc.new_legal_name or '…' }}, zarejestrowaną w Centralnej Ewidencji i Informacji o Działalności Gospodarczej pod adresem: {{ doc.new_business_address or '…' }}, NIP: {{ doc.new_nip or '…' }}, REGON: {{ doc.new_regon or '…' }}.{% endif %}</w:t>
-      </w:r>
-      <w:r>
-        <w:rPr>
-          <w:rFonts w:ascii="Aptos" w:eastAsia="Arial" w:hAnsi="Aptos" w:cs="Arial"/>
-          <w:color w:val="000000" w:themeColor="text1"/>
-          <w:sz w:val="18"/>
-          <w:szCs w:val="18"/>
-          <w:lang w:eastAsia="pl-PL"/>
-        </w:rPr>
-      </w:r>
-    </w:p>
-    <w:p>
-      <w:pPr>
-        <w:pStyle w:val="Normalny1"/>
-        <w:spacing w:line="360" w:lineRule="auto"/>
-        <w:ind w:left="720"/>
-        <w:rPr>
-          <w:rFonts w:ascii="Aptos" w:hAnsi="Aptos"/>
-          <w:sz w:val="18"/>
-          <w:szCs w:val="18"/>
-        </w:rPr>
-      </w:pPr>
-    </w:p>
-    <w:p>
-      <w:pPr>
-        <w:pStyle w:val="Normalny1"/>
-        <w:spacing w:line="360" w:lineRule="auto"/>
-        <w:jc w:val="center"/>
-        <w:rPr>
-          <w:rFonts w:ascii="Aptos" w:hAnsi="Aptos"/>
-          <w:b/>
-          <w:sz w:val="18"/>
-          <w:szCs w:val="18"/>
-        </w:rPr>
-      </w:pPr>
-      <w:r>
-        <w:rPr>
-          <w:rFonts w:ascii="Aptos" w:hAnsi="Aptos"/>
-          <w:b/>
-          <w:sz w:val="18"/>
-          <w:szCs w:val="18"/>
-        </w:rPr>
-        <w:t>§</w:t>
-      </w:r>
-      <w:r>
-        <w:rPr>
-          <w:rFonts w:ascii="Aptos" w:hAnsi="Aptos"/>
-          <w:b/>
-          <w:sz w:val="18"/>
-          <w:szCs w:val="18"/>
-        </w:rPr>
-        <w:t>2</w:t>
-      </w:r>
-    </w:p>
-    <w:p>
-      <w:pPr>
-        <w:pStyle w:val="Normalny1"/>
-        <w:spacing w:line="360" w:lineRule="auto"/>
-        <w:jc w:val="center"/>
-        <w:rPr>
-          <w:rFonts w:ascii="Aptos" w:hAnsi="Aptos"/>
-          <w:b/>
-          <w:sz w:val="18"/>
-          <w:szCs w:val="18"/>
-        </w:rPr>
-      </w:pPr>
-    </w:p>
-    <w:p>
-      <w:pPr>
-        <w:pStyle w:val="Normalny1"/>
-        <w:numPr>
-          <w:ilvl w:val="3"/>
-          <w:numId w:val="4"/>
-        </w:numPr>
-        <w:spacing w:line="360" w:lineRule="auto"/>
-        <w:rPr>
-          <w:rFonts w:ascii="Aptos" w:hAnsi="Aptos"/>
-          <w:sz w:val="18"/>
-          <w:szCs w:val="18"/>
-        </w:rPr>
-      </w:pPr>
-      <w:r>
-        <w:rPr>
-          <w:rFonts w:ascii="Aptos" w:hAnsi="Aptos"/>
-          <w:sz w:val="18"/>
-          <w:szCs w:val="18"/>
-        </w:rPr>
-        <w:t xml:space="preserve">Ustalone zmiany wchodzą w życie </w:t>
-      </w:r>
-      <w:r>
-        <w:rPr>
-          <w:rFonts w:ascii="Aptos" w:hAnsi="Aptos"/>
-          <w:sz w:val="18"/>
-          <w:szCs w:val="18"/>
-        </w:rPr>
-        <w:t>z dniem {{ doc.effective_date }} r.</w:t>
-      </w:r>
-      <w:r>
-        <w:rPr>
-          <w:rFonts w:ascii="Aptos" w:hAnsi="Aptos"/>
-          <w:sz w:val="18"/>
-          <w:szCs w:val="18"/>
-        </w:rPr>
-      </w:r>
-    </w:p>
-    <w:p>
-      <w:pPr>
-        <w:pStyle w:val="Normalny1"/>
-        <w:numPr>
-          <w:ilvl w:val="3"/>
-          <w:numId w:val="4"/>
-        </w:numPr>
-        <w:spacing w:line="360" w:lineRule="auto"/>
-        <w:jc w:val="both"/>
-        <w:rPr>
-          <w:rFonts w:ascii="Aptos" w:hAnsi="Aptos"/>
-          <w:sz w:val="18"/>
-          <w:szCs w:val="18"/>
-        </w:rPr>
-      </w:pPr>
-      <w:r>
-        <w:rPr>
-          <w:rFonts w:ascii="Aptos" w:hAnsi="Aptos"/>
-          <w:sz w:val="18"/>
-          <w:szCs w:val="18"/>
-        </w:rPr>
-        <w:t>Strony ustalają, że niniejszy aneks może być zawarty w formie pisemnej lub w formie elektronicznej z wykorzystaniem kwalifikowanego podpisu elektronicznego, zgodnie z art. 78¹ §1 Kodeksu cywilnego.</w:t>
-      </w:r>
-    </w:p>
-    <w:p>
-      <w:pPr>
-        <w:pStyle w:val="Normalny1"/>
-        <w:numPr>
-          <w:ilvl w:val="3"/>
-          <w:numId w:val="4"/>
-        </w:numPr>
-        <w:spacing w:line="360" w:lineRule="auto"/>
-        <w:jc w:val="both"/>
-        <w:rPr>
-          <w:rFonts w:ascii="Aptos" w:hAnsi="Aptos"/>
-          <w:sz w:val="18"/>
-          <w:szCs w:val="18"/>
-        </w:rPr>
-      </w:pPr>
-      <w:r>
-        <w:rPr>
-          <w:rFonts w:ascii="Aptos" w:hAnsi="Aptos"/>
-          <w:sz w:val="18"/>
-          <w:szCs w:val="18"/>
-        </w:rPr>
-        <w:t>Pozostałe postanowienia umowy nie ulegają zmianie.</w:t>
-      </w:r>
-    </w:p>
-    <w:p>
-      <w:pPr>
-        <w:pStyle w:val="Normalny1"/>
-        <w:numPr>
-          <w:ilvl w:val="3"/>
-          <w:numId w:val="4"/>
-        </w:numPr>
-        <w:spacing w:line="360" w:lineRule="auto"/>
-        <w:jc w:val="both"/>
-        <w:rPr>
-          <w:rFonts w:ascii="Aptos" w:hAnsi="Aptos"/>
-          <w:sz w:val="18"/>
-          <w:szCs w:val="18"/>
-        </w:rPr>
-      </w:pPr>
-      <w:r>
-        <w:rPr>
-          <w:rFonts w:ascii="Aptos" w:hAnsi="Aptos"/>
-          <w:sz w:val="18"/>
-          <w:szCs w:val="18"/>
-        </w:rPr>
-        <w:t>Aneks sporządzono w dwóch jednobrzmiących egzemplarzach po jednym dla każdej ze stron.</w:t>
-      </w:r>
-    </w:p>
-    <w:p>
-      <w:pPr>
-        <w:pStyle w:val="Normalny1"/>
-        <w:spacing w:line="360" w:lineRule="auto"/>
-        <w:jc w:val="both"/>
-        <w:rPr>
-          <w:rFonts w:ascii="Aptos" w:hAnsi="Aptos"/>
-          <w:sz w:val="18"/>
-          <w:szCs w:val="18"/>
-        </w:rPr>
-      </w:pPr>
-    </w:p>
-    <w:p>
-      <w:pPr>
-        <w:pStyle w:val="Normalny1"/>
-        <w:spacing w:line="360" w:lineRule="auto"/>
-        <w:jc w:val="both"/>
-        <w:rPr>
-          <w:rFonts w:ascii="Aptos" w:hAnsi="Aptos"/>
-          <w:sz w:val="18"/>
-          <w:szCs w:val="18"/>
-        </w:rPr>
-      </w:pPr>
-    </w:p>
-    <w:p>
-      <w:pPr>
-        <w:pStyle w:val="Normalny1"/>
-        <w:spacing w:line="360" w:lineRule="auto"/>
-        <w:jc w:val="both"/>
-        <w:rPr>
-          <w:rFonts w:ascii="Aptos" w:hAnsi="Aptos"/>
-          <w:sz w:val="18"/>
-          <w:szCs w:val="18"/>
-        </w:rPr>
-      </w:pPr>
-    </w:p>
-    <w:p>
-      <w:pPr>
-        <w:pStyle w:val="Normalny1"/>
-        <w:spacing w:line="360" w:lineRule="auto"/>
-        <w:jc w:val="both"/>
-        <w:rPr>
-          <w:rFonts w:ascii="Aptos" w:hAnsi="Aptos"/>
-          <w:sz w:val="18"/>
-          <w:szCs w:val="18"/>
-        </w:rPr>
-      </w:pPr>
-    </w:p>
-    <w:p>
-      <w:pPr>
-        <w:pStyle w:val="Normalny1"/>
-        <w:spacing w:line="360" w:lineRule="auto"/>
-        <w:jc w:val="both"/>
-        <w:rPr>
-          <w:rFonts w:ascii="Aptos" w:hAnsi="Aptos"/>
-          <w:sz w:val="18"/>
-          <w:szCs w:val="18"/>
-        </w:rPr>
-      </w:pPr>
-      <w:r>
-        <w:rPr>
-          <w:rFonts w:ascii="Aptos" w:hAnsi="Aptos"/>
-          <w:sz w:val="18"/>
-          <w:szCs w:val="18"/>
-        </w:rPr>
-        <w:t xml:space="preserve">         </w:t>
-      </w:r>
-      <w:r>
-        <w:rPr>
-          <w:rFonts w:ascii="Aptos" w:hAnsi="Aptos"/>
-          <w:sz w:val="18"/>
-          <w:szCs w:val="18"/>
-        </w:rPr>
-        <w:tab/>
-      </w:r>
-      <w:r>
-        <w:rPr>
-          <w:rFonts w:ascii="Aptos" w:hAnsi="Aptos"/>
-          <w:sz w:val="18"/>
-          <w:szCs w:val="18"/>
-        </w:rPr>
-        <w:t xml:space="preserve"> ________________</w:t>
-      </w:r>
-      <w:r>
-        <w:rPr>
-          <w:rFonts w:ascii="Aptos" w:hAnsi="Aptos"/>
-          <w:sz w:val="18"/>
-          <w:szCs w:val="18"/>
-        </w:rPr>
-        <w:tab/>
-      </w:r>
-      <w:r>
-        <w:rPr>
-          <w:rFonts w:ascii="Aptos" w:hAnsi="Aptos"/>
-          <w:sz w:val="18"/>
-          <w:szCs w:val="18"/>
-        </w:rPr>
-        <w:tab/>
-      </w:r>
-      <w:r>
-        <w:rPr>
-          <w:rFonts w:ascii="Aptos" w:hAnsi="Aptos"/>
-          <w:sz w:val="18"/>
-          <w:szCs w:val="18"/>
-        </w:rPr>
-        <w:tab/>
-      </w:r>
-      <w:r>
-        <w:rPr>
-          <w:rFonts w:ascii="Aptos" w:hAnsi="Aptos"/>
-          <w:sz w:val="18"/>
-          <w:szCs w:val="18"/>
-        </w:rPr>
-        <w:tab/>
-      </w:r>
-      <w:r>
-        <w:rPr>
-          <w:rFonts w:ascii="Aptos" w:hAnsi="Aptos"/>
-          <w:sz w:val="18"/>
-          <w:szCs w:val="18"/>
-        </w:rPr>
-        <w:tab/>
-      </w:r>
-      <w:r>
-        <w:rPr>
-          <w:rFonts w:ascii="Aptos" w:hAnsi="Aptos"/>
-          <w:sz w:val="18"/>
-          <w:szCs w:val="18"/>
-        </w:rPr>
-        <w:tab/>
-        <w:t xml:space="preserve"> ________________</w:t>
-      </w:r>
-    </w:p>
-    <w:p>
-      <w:pPr>
-        <w:pStyle w:val="Normalny1"/>
-        <w:spacing w:line="360" w:lineRule="auto"/>
-        <w:jc w:val="both"/>
-        <w:rPr>
-          <w:rFonts w:ascii="Aptos" w:hAnsi="Aptos"/>
-          <w:sz w:val="18"/>
-          <w:szCs w:val="18"/>
-        </w:rPr>
-      </w:pPr>
-      <w:r>
-        <w:rPr>
-          <w:rFonts w:ascii="Aptos" w:hAnsi="Aptos"/>
-          <w:sz w:val="18"/>
-          <w:szCs w:val="18"/>
-        </w:rPr>
-        <w:t xml:space="preserve">                       (podpis)                                                                                      </w:t>
-      </w:r>
-      <w:r>
-        <w:rPr>
-          <w:rFonts w:ascii="Aptos" w:hAnsi="Aptos"/>
-          <w:sz w:val="18"/>
-          <w:szCs w:val="18"/>
-        </w:rPr>
-        <w:t xml:space="preserve">                  </w:t>
-      </w:r>
-      <w:r>
-        <w:rPr>
-          <w:rFonts w:ascii="Aptos" w:hAnsi="Aptos"/>
-          <w:sz w:val="18"/>
-          <w:szCs w:val="18"/>
-        </w:rPr>
-        <w:t>(podpis)</w:t>
-      </w:r>
-    </w:p>
+        <w:tblLook w:firstColumn="1" w:firstRow="1" w:lastColumn="0" w:lastRow="0" w:noHBand="0" w:noVBand="1" w:val="04A0"/>
+        <w:tblBorders>
+          <w:top w:val="nil"/>
+          <w:left w:val="nil"/>
+          <w:bottom w:val="nil"/>
+          <w:right w:val="nil"/>
+          <w:insideH w:val="nil"/>
+          <w:insideV w:val="nil"/>
+        </w:tblBorders>
+      </w:tblPr>
+      <w:tblGrid>
+        <w:gridCol w:w="4536"/>
+        <w:gridCol w:w="4536"/>
+      </w:tblGrid>
+      <w:tr>
+        <w:tc>
+          <w:tcPr>
+            <w:tcW w:type="dxa" w:w="4536"/>
+          </w:tcPr>
+          <w:p>
+            <w:pPr>
+              <w:jc w:val="center"/>
+            </w:pPr>
+            <w:r>
+              <w:rPr>
+                <w:rFonts w:ascii="Aptos" w:hAnsi="Aptos" w:cs="Arial"/>
+                <w:b w:val="0"/>
+                <w:sz w:val="18"/>
+              </w:rPr>
+              <w:t>________________________</w:t>
+            </w:r>
+          </w:p>
+        </w:tc>
+        <w:tc>
+          <w:tcPr>
+            <w:tcW w:type="dxa" w:w="4536"/>
+          </w:tcPr>
+          <w:p>
+            <w:pPr>
+              <w:jc w:val="center"/>
+            </w:pPr>
+            <w:r>
+              <w:rPr>
+                <w:rFonts w:ascii="Aptos" w:hAnsi="Aptos" w:cs="Arial"/>
+                <w:b w:val="0"/>
+                <w:sz w:val="18"/>
+              </w:rPr>
+              <w:t>________________________</w:t>
+            </w:r>
+          </w:p>
+        </w:tc>
+      </w:tr>
+      <w:tr>
+        <w:tc>
+          <w:tcPr>
+            <w:tcW w:type="dxa" w:w="4536"/>
+          </w:tcPr>
+          <w:p>
+            <w:pPr>
+              <w:jc w:val="center"/>
+            </w:pPr>
+            <w:r>
+              <w:rPr>
+                <w:rFonts w:ascii="Aptos" w:hAnsi="Aptos" w:cs="Arial"/>
+                <w:b w:val="0"/>
+                <w:sz w:val="18"/>
+              </w:rPr>
+              <w:t>(podpis)</w:t>
+            </w:r>
+          </w:p>
+        </w:tc>
+        <w:tc>
+          <w:tcPr>
+            <w:tcW w:type="dxa" w:w="4536"/>
+          </w:tcPr>
+          <w:p>
+            <w:pPr>
+              <w:jc w:val="center"/>
+            </w:pPr>
+            <w:r>
+              <w:rPr>
+                <w:rFonts w:ascii="Aptos" w:hAnsi="Aptos" w:cs="Arial"/>
+                <w:b w:val="0"/>
+                <w:sz w:val="18"/>
+              </w:rPr>
+              <w:t>(podpis)</w:t>
+            </w:r>
+          </w:p>
+        </w:tc>
+      </w:tr>
+    </w:tbl>
     <w:sectPr>
       <w:headerReference w:type="even" r:id="rId11"/>
       <w:headerReference w:type="default" r:id="rId12"/>
